--- a/ats/ATS_Research_Engineer_Resume.docx
+++ b/ats/ATS_Research_Engineer_Resume.docx
@@ -70,7 +70,7 @@
           <w:color w:val="111111"/>
           <w:sz w:val="19"/>
         </w:rPr>
-        <w:t>Research engineer and PhD student with 13+ years spanning embedded systems, applied AI, computational neuroscience, cybersecurity research, FPGA acceleration, and biomedical data acquisition. Experienced at turning research questions into reproducible software/hardware pipelines, validation plans, experiment artifacts, metrics, publications, and working prototypes across unfamiliar technical domains.</w:t>
+        <w:t>Research engineer and PhD student with 13+ years spanning embedded systems, applied AI, computational neuroscience, cybersecurity research, FPGA acceleration, and biomedical data acquisition. Experienced at turning research questions into reproducible software/hardware pipelines, labelled datasets, validation plans, experiment artifacts, metrics, publications, and working prototypes across unfamiliar technical domains.</w:t>
       </w:r>
     </w:p>
     <w:p>
@@ -172,7 +172,7 @@
         <w:ind w:left="461" w:hanging="230"/>
       </w:pPr>
       <w:r>
-        <w:t>Build applied neuroengineering systems for BCI and brain-care research, including EEG/fNIRS acquisition, embedded device control, firmware, and Python analysis workflows.</w:t>
+        <w:t>Build current PhD neuroengineering research stack for EEG/fNIRS acquisition, CGX/XDF dataset creation, live BCI classifier/game control, embedded device control, and FPGA temporal QiSNN acceleration.</w:t>
       </w:r>
     </w:p>
     <w:p>
@@ -192,7 +192,7 @@
         <w:ind w:left="461" w:hanging="230"/>
       </w:pPr>
       <w:r>
-        <w:t>Created Sheeg research software that orchestrates CGX EEG, behavioural games, UDP-to-LSL event markers, LabRecorder control, XDF output, manifests, stream probes, and session summaries.</w:t>
+        <w:t>Built CGX/Sheeg workflows that launch CGX Acquisition and LabRecorder, record labelled visual-stimulus XDF sessions, preprocess EEG into CSV datasets, and export model artifacts for live classification.</w:t>
       </w:r>
     </w:p>
     <w:p>
@@ -202,7 +202,7 @@
         <w:ind w:left="461" w:hanging="230"/>
       </w:pPr>
       <w:r>
-        <w:t>Built FPGA research pipelines for ANN, SNN, QSNN/QiSNN, QLIF, PC-DDM-SNN, and rodent-raster decision experiments using Vitis HLS, Vivado, MicroBlaze, BRAM windows, and UART diagnostics.</w:t>
+        <w:t>Developed closed-loop BCI/FPGA and rodent-decision pipelines using ADS1299 frames, MicroBlaze, BRAM windows, temporal QiSNN/SNN accelerators, UDP/UART intent packets, and five-state game control.</w:t>
       </w:r>
     </w:p>
     <w:p>
@@ -410,6 +410,32 @@
           <w:color w:val="111111"/>
           <w:sz w:val="19"/>
         </w:rPr>
+        <w:t>Current PhD BCI Research Stack</w:t>
+      </w:r>
+    </w:p>
+    <w:p>
+      <w:pPr>
+        <w:pStyle w:val="ListBullet"/>
+        <w:spacing w:after="40" w:line="250" w:lineRule="auto"/>
+        <w:ind w:left="461" w:hanging="230"/>
+      </w:pPr>
+      <w:r>
+        <w:t>Built an end-to-end research workflow spanning CGX EEG acquisition, five-state visual-stimulus labels, LabRecorder/XDF recording, preprocessing manifests, held-session model evaluation, quantized model export, live classifier replay, and FPGA/game-loop integration.</w:t>
+      </w:r>
+    </w:p>
+    <w:p>
+      <w:pPr>
+        <w:keepNext/>
+        <w:spacing w:before="40" w:after="20" w:line="259" w:lineRule="auto"/>
+      </w:pPr>
+      <w:r>
+        <w:rPr>
+          <w:rFonts w:ascii="Calibri" w:hAnsi="Calibri"/>
+          <w:b/>
+          <w:i w:val="0"/>
+          <w:color w:val="111111"/>
+          <w:sz w:val="19"/>
+        </w:rPr>
         <w:t>QSNN / SNN / ANN FPGA Research</w:t>
       </w:r>
     </w:p>
@@ -436,7 +462,7 @@
           <w:color w:val="111111"/>
           <w:sz w:val="19"/>
         </w:rPr>
-        <w:t>Rodent Raster Decision Pipeline</w:t>
+        <w:t>Rodent Decision Temporal QiSNN Pipeline</w:t>
       </w:r>
     </w:p>
     <w:p>
@@ -446,33 +472,7 @@
         <w:ind w:left="461" w:hanging="230"/>
       </w:pPr>
       <w:r>
-        <w:t>Built computational neuroscience pipeline for transforming neural population raster dynamics into temporal fixed-point features for FPGA-oriented decision prediction.</w:t>
-      </w:r>
-    </w:p>
-    <w:p>
-      <w:pPr>
-        <w:keepNext/>
-        <w:spacing w:before="40" w:after="20" w:line="259" w:lineRule="auto"/>
-      </w:pPr>
-      <w:r>
-        <w:rPr>
-          <w:rFonts w:ascii="Calibri" w:hAnsi="Calibri"/>
-          <w:b/>
-          <w:i w:val="0"/>
-          <w:color w:val="111111"/>
-          <w:sz w:val="19"/>
-        </w:rPr>
-        <w:t>SECRYPT 2024 IDS Research</w:t>
-      </w:r>
-    </w:p>
-    <w:p>
-      <w:pPr>
-        <w:pStyle w:val="ListBullet"/>
-        <w:spacing w:after="40" w:line="250" w:lineRule="auto"/>
-        <w:ind w:left="461" w:hanging="230"/>
-      </w:pPr>
-      <w:r>
-        <w:t>Published uncertain-reasoning IDS research using Bayesian and Markov Networks for DoS/DDoS detection with Python ML, Zeek, Wireshark, and feature-engineering workflows.</w:t>
+        <w:t>Transformed neural population raster dynamics into temporal fixed-point features for FPGA-oriented no-lick, left-lick, and right-lick decision prediction, with DANDI sample support and documented raster-to-time-series conversion.</w:t>
       </w:r>
     </w:p>
     <w:p>

--- a/ats/ATS_Research_Engineer_Resume.docx
+++ b/ats/ATS_Research_Engineer_Resume.docx
@@ -495,6 +495,16 @@
     </w:p>
     <w:p>
       <w:pPr>
+        <w:pStyle w:val="ListBullet"/>
+        <w:spacing w:after="40" w:line="250" w:lineRule="auto"/>
+        <w:ind w:left="461" w:hanging="230"/>
+      </w:pPr>
+      <w:r>
+        <w:t>Published thesis: Singh H. A robust intrusion detection system utilizing uncertain reasoning techniques in artificial intelligence. The University of Regina (Canada); 2024.</w:t>
+      </w:r>
+    </w:p>
+    <w:p>
+      <w:pPr>
         <w:pStyle w:val="Heading2"/>
       </w:pPr>
       <w:r>
